--- a/recording/3_31第五次会议/会议记录.docx
+++ b/recording/3_31第五次会议/会议记录.docx
@@ -987,7 +987,7 @@
                 <w:bCs/>
                 <w:szCs w:val="21"/>
               </w:rPr>
-              <w:t>上一周的总结</w:t>
+              <w:t>上周总结</w:t>
             </w:r>
           </w:p>
         </w:tc>
@@ -1013,7 +1013,7 @@
                 <w:bCs/>
                 <w:szCs w:val="21"/>
               </w:rPr>
-              <w:t>已通过抽签和接龙完成翻转课堂PPT的初稿分工，主讲人已确定大纲</w:t>
+              <w:t>上次翻转课堂任务已通过抽签接龙完成分工：张明慧负责 PPT 展示与内容大纲，陈天阳与曹志隆负责 PPT 制作，梅怡钿与陈鹏宇负责需求计划内容修订，李俊翰负责 PPT 优化与组合。主讲人已定，大纲框架已确定，PPT 总页数控制在 40 页左右，各模块内容填充与文档修订工作已启动。</w:t>
             </w:r>
           </w:p>
         </w:tc>
